--- a/paper/bmc_bioinformatics/manuscript.docx
+++ b/paper/bmc_bioinformatics/manuscript.docx
@@ -2898,7 +2898,7 @@
         <w:pStyle w:val="FirstParagraph"/>
       </w:pPr>
       <w:r>
-        <w:t xml:space="preserve">Table 3 compares StickForStats with existing statistical platforms on features relevant to assumption validation and biomedical research. The distinction we draw is deliberately narrow: SPSS, R, jamovi and JASP all provide assumption tests, and jamovi and JASP both expose them in a dedicated Assumption Checks panel for t-tests and ANOVA. What differs is the default. In every one of those tools the analyst must request the check; in StickForStats it runs unless the analyst opts out, its result is attached to the primary output, and a violation can reroute the analysis. Versions compared are the current releases at the time of writing (jamovi 2.7.30, JASP 0.98.1, R 4.4.1, SPSS 29). The platform ships nine Guardian validators (covered by 38 integration and middleware tests, plus 52 dedicated validator tests and 46 further tests asserting that Guardian refuses rather than certifies when it cannot check), seven manuscript validators, and 45 Statistical Quality Score rules across six categories, with an optional 50-decimal-digit precision mode. It is accessible through a web interface, Python and R SDKs, and a Manifest V3 browser extension. The test suite comprises more than 2,400 automated tests (1,405 backend, 1,031 frontend) executed in CI; at time of writing all required CI checks are green on the main branch.</w:t>
+        <w:t xml:space="preserve">Table 3 compares StickForStats with existing statistical platforms on features relevant to assumption validation and biomedical research. The distinction we draw is deliberately narrow: SPSS, R, jamovi and JASP all provide assumption tests, and jamovi and JASP both expose them in a dedicated Assumption Checks panel for t-tests and ANOVA. What differs is the default. In every one of those tools the analyst must request the check; in StickForStats it runs unless the analyst opts out, its result is attached to the primary output, and a violation can reroute the analysis. Versions compared are the current releases at the time of writing (jamovi 2.7.30, JASP 0.98.1, R 4.4.1, SPSS 29). The platform ships nine Guardian validators (covered by 38 integration and middleware tests, plus 56 dedicated validator tests and 54 further tests asserting that Guardian refuses rather than certifies when it cannot check), seven manuscript validators, and 45 Statistical Quality Score rules across six categories, with an optional 50-decimal-digit precision mode. It is accessible through a web interface, Python and R SDKs, and a Manifest V3 browser extension. The test suite comprises more than 2,400 automated tests (1,427 backend, 1,031 frontend) executed in CI; at time of writing all required CI checks are green on the main branch.</w:t>
       </w:r>
     </w:p>
     <w:p>
@@ -7110,7 +7110,7 @@
         <w:pStyle w:val="FirstParagraph"/>
       </w:pPr>
       <w:r>
-        <w:t xml:space="preserve">StickForStats maintains more than 2,400 automated tests (1,405 backend, 1,031 frontend) executed via GitHub Actions on every commit (per-suite counts in Additional file 1). The CI pipeline runs eleven jobs (a closed-beta gate, three lint, three test, an end-to-end suite, two Docker build/push, and a staging deploy) plus a separate security workflow with Trivy and CodeQL scanning. A Design Contract ensures that</w:t>
+        <w:t xml:space="preserve">StickForStats maintains more than 2,400 automated tests (1,427 backend, 1,031 frontend) executed via GitHub Actions on every commit (per-suite counts in Additional file 1). The CI pipeline runs eleven jobs (a closed-beta gate, three lint, three test, an end-to-end suite, two Docker build/push, and a staging deploy) plus a separate security workflow with Trivy and CodeQL scanning. A Design Contract ensures that</w:t>
       </w:r>
       <w:r>
         <w:t xml:space="preserve"> </w:t>
@@ -7125,7 +7125,7 @@
         <w:t xml:space="preserve">”</w:t>
       </w:r>
       <w:r>
-        <w:t xml:space="preserve">—enforced by 148 Guardian-specific backend tests: 22 integration, 16 middleware, 52 validator unit tests, 12 math-correctness, 27 that assert Guardian refuses rather than certifies when it cannot check, and 19 on the shape-similarity validator. Zero lint errors across all codebases; residual lint warnings are held under a non-regression ratchet so the count cannot increase.</w:t>
+        <w:t xml:space="preserve">—enforced by 160 Guardian-specific backend tests: 22 integration, 16 middleware, 56 validator unit tests, 12 math-correctness, 35 that assert Guardian refuses rather than certifies when it cannot check, and 19 on the shape-similarity validator. Zero lint errors across all codebases; residual lint warnings are held under a non-regression ratchet so the count cannot increase.</w:t>
       </w:r>
     </w:p>
     <w:bookmarkEnd w:id="55"/>

--- a/paper/bmc_bioinformatics/manuscript.docx
+++ b/paper/bmc_bioinformatics/manuscript.docx
@@ -2242,9 +2242,9 @@
       <w:r>
         <w:drawing>
           <wp:inline>
-            <wp:extent cx="5334000" cy="4296342"/>
+            <wp:extent cx="5334000" cy="4389069"/>
             <wp:effectExtent b="0" l="0" r="0" t="0"/>
-            <wp:docPr descr="Fig. 3. Guardian assumption validation in the StickForStats web interface. A two-sample t-test computed by the real backend at 50-decimal precision on a hosted instance of the platform. Before reporting results, Guardian’s “Assumption Checks” panel evaluates each assumption and flags violations in place: for the non-normal input shown, normality and equal variance are flagged as violated and independence is referred to study design. Assumption status is presented as an integral, default part of every analysis rather than an optional post-hoc diagnostic." title="" id="1" name="Picture"/>
+            <wp:docPr descr="Fig. 3. Guardian assumption validation in the StickForStats web interface. A two-sample t-test on strongly right-skewed data, computed by the real backend at 50-decimal precision. Before reporting results, Guardian’s “Assumption Checks” panel evaluates each assumption and reports each verdict in place: normality is flagged as violated (Shapiro-Wilk p &lt; 0.0001 in both samples), equal variance is reported as met (Levene p = 0.7907) and so is not flagged, and independence is referred to study design because the row order of a cross-sectional sample carries no temporal information. The panel reports what each test found rather than a blanket warning, which is what lets a reader see that only one of the three assumptions is at issue. Captured from release v1.2.0 by e2e/capture_guardian.js." title="" id="1" name="Picture"/>
             <a:graphic>
               <a:graphicData uri="http://schemas.openxmlformats.org/drawingml/2006/picture">
                 <pic:pic>
@@ -2263,7 +2263,7 @@
                   <pic:spPr bwMode="auto">
                     <a:xfrm>
                       <a:off x="0" y="0"/>
-                      <a:ext cx="5334000" cy="4296342"/>
+                      <a:ext cx="5334000" cy="4389069"/>
                     </a:xfrm>
                     <a:prstGeom prst="rect">
                       <a:avLst/>
@@ -2297,7 +2297,7 @@
         <w:t xml:space="preserve"> </w:t>
       </w:r>
       <w:r>
-        <w:t xml:space="preserve">A two-sample t-test computed by the real backend at 50-decimal precision on a hosted instance of the platform. Before reporting results, Guardian’s</w:t>
+        <w:t xml:space="preserve">A two-sample t-test on strongly right-skewed data, computed by the real backend at 50-decimal precision. Before reporting results, Guardian’s</w:t>
       </w:r>
       <w:r>
         <w:t xml:space="preserve"> </w:t>
@@ -2315,7 +2315,35 @@
         <w:t xml:space="preserve"> </w:t>
       </w:r>
       <w:r>
-        <w:t xml:space="preserve">panel evaluates each assumption and flags violations in place: for the non-normal input shown, normality and equal variance are flagged as violated and independence is referred to study design. Assumption status is presented as an integral, default part of every analysis rather than an optional post-hoc diagnostic.</w:t>
+        <w:t xml:space="preserve">panel evaluates each assumption and reports each verdict in place: normality is flagged as violated (Shapiro-Wilk p &lt; 0.0001 in both samples), equal variance is reported as</w:t>
+      </w:r>
+      <w:r>
+        <w:t xml:space="preserve"> </w:t>
+      </w:r>
+      <w:r>
+        <w:rPr>
+          <w:bCs/>
+          <w:b/>
+        </w:rPr>
+        <w:t xml:space="preserve">met</w:t>
+      </w:r>
+      <w:r>
+        <w:t xml:space="preserve"> </w:t>
+      </w:r>
+      <w:r>
+        <w:t xml:space="preserve">(Levene p = 0.7907) and so is not flagged, and independence is referred to study design because the row order of a cross-sectional sample carries no temporal information. The panel reports what each test found rather than a blanket warning, which is what lets a reader see that only one of the three assumptions is at issue. Captured from release v1.2.0 by</w:t>
+      </w:r>
+      <w:r>
+        <w:t xml:space="preserve"> </w:t>
+      </w:r>
+      <w:r>
+        <w:rPr>
+          <w:rStyle w:val="VerbatimChar"/>
+        </w:rPr>
+        <w:t xml:space="preserve">e2e/capture_guardian.js</w:t>
+      </w:r>
+      <w:r>
+        <w:t xml:space="preserve">.</w:t>
       </w:r>
     </w:p>
     <w:bookmarkEnd w:id="34"/>

--- a/paper/bmc_bioinformatics/manuscript.docx
+++ b/paper/bmc_bioinformatics/manuscript.docx
@@ -7599,7 +7599,16 @@
         <w:t xml:space="preserve"> </w:t>
       </w:r>
       <w:r>
-        <w:t xml:space="preserve">Zenodo concept DOI 10.5281/zenodo.21258381 (this article: v1.2.0, version DOI [PENDING-ZENODO-V120-DOI])</w:t>
+        <w:t xml:space="preserve">Zenodo concept DOI 10.5281/zenodo.21258381, which always resolves to the latest archived version; the snapshot this article describes is v1.2.0, git tag</w:t>
+      </w:r>
+      <w:r>
+        <w:t xml:space="preserve"> </w:t>
+      </w:r>
+      <w:r>
+        <w:rPr>
+          <w:rStyle w:val="VerbatimChar"/>
+        </w:rPr>
+        <w:t xml:space="preserve">v1.2.0</w:t>
       </w:r>
     </w:p>
     <w:p>
@@ -7833,10 +7842,32 @@
         </w:r>
       </w:hyperlink>
       <w:r>
-        <w:t xml:space="preserve"> </w:t>
-      </w:r>
-      <w:r>
-        <w:t xml:space="preserve">(which always resolves to the latest archived version; the snapshot for this article is v1.2.0, DOI [PENDING-ZENODO-V120-DOI]), providing a citable DOI for the published version. The platform is platform-independent (Docker / Docker Compose) and runs in any modern browser; the backend requires Python &gt;= 3.10, Django 4.2, PostgreSQL 15, and Redis 7 (SciPy &gt;= 1.11, NumPy &gt;= 1.24, statsmodels 0.14, mpmath 1.3). A</w:t>
+        <w:t xml:space="preserve">, which always resolves to the latest archived version and provides a citable DOI for the software. The snapshot this article describes is</w:t>
+      </w:r>
+      <w:r>
+        <w:t xml:space="preserve"> </w:t>
+      </w:r>
+      <w:r>
+        <w:rPr>
+          <w:bCs/>
+          <w:b/>
+        </w:rPr>
+        <w:t xml:space="preserve">v1.2.0</w:t>
+      </w:r>
+      <w:r>
+        <w:t xml:space="preserve">, git tag</w:t>
+      </w:r>
+      <w:r>
+        <w:t xml:space="preserve"> </w:t>
+      </w:r>
+      <w:r>
+        <w:rPr>
+          <w:rStyle w:val="VerbatimChar"/>
+        </w:rPr>
+        <w:t xml:space="preserve">v1.2.0</w:t>
+      </w:r>
+      <w:r>
+        <w:t xml:space="preserve">; Zenodo’s Versions panel lists that release and its own version DOI for readers who need to cite the exact snapshot. The platform is platform-independent (Docker / Docker Compose) and runs in any modern browser; the backend requires Python &gt;= 3.10, Django 4.2, PostgreSQL 15, and Redis 7 (SciPy &gt;= 1.11, NumPy &gt;= 1.24, statsmodels 0.14, mpmath 1.3). A</w:t>
       </w:r>
       <w:r>
         <w:t xml:space="preserve"> </w:t>

--- a/paper/bmc_bioinformatics/manuscript.docx
+++ b/paper/bmc_bioinformatics/manuscript.docx
@@ -7599,7 +7599,7 @@
         <w:t xml:space="preserve"> </w:t>
       </w:r>
       <w:r>
-        <w:t xml:space="preserve">Zenodo concept DOI 10.5281/zenodo.21258381, which always resolves to the latest archived version; the snapshot this article describes is v1.2.0, git tag</w:t>
+        <w:t xml:space="preserve">Zenodo concept DOI 10.5281/zenodo.21258381, which always resolves to the latest archived version; the snapshot this article describes is v1.2.0 (git tag</w:t>
       </w:r>
       <w:r>
         <w:t xml:space="preserve"> </w:t>
@@ -7609,6 +7609,9 @@
           <w:rStyle w:val="VerbatimChar"/>
         </w:rPr>
         <w:t xml:space="preserve">v1.2.0</w:t>
+      </w:r>
+      <w:r>
+        <w:t xml:space="preserve">, version DOI 10.5281/zenodo.21797621)</w:t>
       </w:r>
     </w:p>
     <w:p>
@@ -7855,7 +7858,10 @@
         <w:t xml:space="preserve">v1.2.0</w:t>
       </w:r>
       <w:r>
-        <w:t xml:space="preserve">, git tag</w:t>
+        <w:t xml:space="preserve"> </w:t>
+      </w:r>
+      <w:r>
+        <w:t xml:space="preserve">(git tag</w:t>
       </w:r>
       <w:r>
         <w:t xml:space="preserve"> </w:t>
@@ -7867,7 +7873,7 @@
         <w:t xml:space="preserve">v1.2.0</w:t>
       </w:r>
       <w:r>
-        <w:t xml:space="preserve">; Zenodo’s Versions panel lists that release and its own version DOI for readers who need to cite the exact snapshot. The platform is platform-independent (Docker / Docker Compose) and runs in any modern browser; the backend requires Python &gt;= 3.10, Django 4.2, PostgreSQL 15, and Redis 7 (SciPy &gt;= 1.11, NumPy &gt;= 1.24, statsmodels 0.14, mpmath 1.3). A</w:t>
+        <w:t xml:space="preserve">), archived under its own version DOI 10.5281/zenodo.21797621 for readers who need to cite that exact snapshot rather than the latest. The platform is platform-independent (Docker / Docker Compose) and runs in any modern browser; the backend requires Python &gt;= 3.10, Django 4.2, PostgreSQL 15, and Redis 7 (SciPy &gt;= 1.11, NumPy &gt;= 1.24, statsmodels 0.14, mpmath 1.3). A</w:t>
       </w:r>
       <w:r>
         <w:t xml:space="preserve"> </w:t>
